--- a/Exercícios SQL.docx
+++ b/Exercícios SQL.docx
@@ -678,23 +678,304 @@
         <w:pStyle w:val="NormalWeb"/>
         <w:spacing w:before="280" w:beforeAutospacing="0" w:after="0" w:afterAutospacing="0"/>
       </w:pPr>
+      <w:r>
+        <w:lastRenderedPageBreak/>
+        <w:drawing>
+          <wp:inline distT="0" distB="0" distL="0" distR="0" wp14:anchorId="035E3CB7" wp14:editId="7358C515">
+            <wp:extent cx="5400040" cy="1854835"/>
+            <wp:effectExtent l="0" t="0" r="0" b="0"/>
+            <wp:docPr id="9" name="Imagem 9"/>
+            <wp:cNvGraphicFramePr>
+              <a:graphicFrameLocks xmlns:a="http://schemas.openxmlformats.org/drawingml/2006/main" noChangeAspect="1"/>
+            </wp:cNvGraphicFramePr>
+            <a:graphic xmlns:a="http://schemas.openxmlformats.org/drawingml/2006/main">
+              <a:graphicData uri="http://schemas.openxmlformats.org/drawingml/2006/picture">
+                <pic:pic xmlns:pic="http://schemas.openxmlformats.org/drawingml/2006/picture">
+                  <pic:nvPicPr>
+                    <pic:cNvPr id="1" name=""/>
+                    <pic:cNvPicPr/>
+                  </pic:nvPicPr>
+                  <pic:blipFill>
+                    <a:blip r:embed="rId13"/>
+                    <a:stretch>
+                      <a:fillRect/>
+                    </a:stretch>
+                  </pic:blipFill>
+                  <pic:spPr>
+                    <a:xfrm>
+                      <a:off x="0" y="0"/>
+                      <a:ext cx="5400040" cy="1854835"/>
+                    </a:xfrm>
+                    <a:prstGeom prst="rect">
+                      <a:avLst/>
+                    </a:prstGeom>
+                  </pic:spPr>
+                </pic:pic>
+              </a:graphicData>
+            </a:graphic>
+          </wp:inline>
+        </w:drawing>
+      </w:r>
+    </w:p>
+    <w:p>
+      <w:pPr>
+        <w:pStyle w:val="NormalWeb"/>
+        <w:numPr>
+          <w:ilvl w:val="0"/>
+          <w:numId w:val="2"/>
+        </w:numPr>
+        <w:spacing w:before="280" w:beforeAutospacing="0" w:after="0" w:afterAutospacing="0"/>
+        <w:rPr>
+          <w:rFonts w:ascii="Calibri" w:hAnsi="Calibri" w:cs="Calibri"/>
+          <w:color w:val="233240"/>
+          <w:sz w:val="36"/>
+          <w:szCs w:val="36"/>
+        </w:rPr>
+      </w:pPr>
+      <w:r>
+        <w:rPr>
+          <w:rFonts w:ascii="Calibri" w:hAnsi="Calibri" w:cs="Calibri"/>
+          <w:color w:val="233240"/>
+          <w:sz w:val="36"/>
+          <w:szCs w:val="36"/>
+        </w:rPr>
+        <w:t>Ver os serviços com valor acima de R$ 50</w:t>
+      </w:r>
+    </w:p>
+    <w:p>
+      <w:pPr>
+        <w:pStyle w:val="NormalWeb"/>
+        <w:spacing w:before="280" w:beforeAutospacing="0" w:after="0" w:afterAutospacing="0"/>
+      </w:pPr>
+      <w:r>
+        <w:drawing>
+          <wp:inline distT="0" distB="0" distL="0" distR="0" wp14:anchorId="3CCD258B" wp14:editId="60F82D9E">
+            <wp:extent cx="5400040" cy="3162300"/>
+            <wp:effectExtent l="0" t="0" r="0" b="0"/>
+            <wp:docPr id="10" name="Imagem 10"/>
+            <wp:cNvGraphicFramePr>
+              <a:graphicFrameLocks xmlns:a="http://schemas.openxmlformats.org/drawingml/2006/main" noChangeAspect="1"/>
+            </wp:cNvGraphicFramePr>
+            <a:graphic xmlns:a="http://schemas.openxmlformats.org/drawingml/2006/main">
+              <a:graphicData uri="http://schemas.openxmlformats.org/drawingml/2006/picture">
+                <pic:pic xmlns:pic="http://schemas.openxmlformats.org/drawingml/2006/picture">
+                  <pic:nvPicPr>
+                    <pic:cNvPr id="1" name=""/>
+                    <pic:cNvPicPr/>
+                  </pic:nvPicPr>
+                  <pic:blipFill>
+                    <a:blip r:embed="rId14"/>
+                    <a:stretch>
+                      <a:fillRect/>
+                    </a:stretch>
+                  </pic:blipFill>
+                  <pic:spPr>
+                    <a:xfrm>
+                      <a:off x="0" y="0"/>
+                      <a:ext cx="5400040" cy="3162300"/>
+                    </a:xfrm>
+                    <a:prstGeom prst="rect">
+                      <a:avLst/>
+                    </a:prstGeom>
+                  </pic:spPr>
+                </pic:pic>
+              </a:graphicData>
+            </a:graphic>
+          </wp:inline>
+        </w:drawing>
+      </w:r>
+    </w:p>
+    <w:p>
+      <w:pPr>
+        <w:pStyle w:val="NormalWeb"/>
+        <w:spacing w:before="280" w:beforeAutospacing="0" w:after="0" w:afterAutospacing="0"/>
+      </w:pPr>
+    </w:p>
+    <w:p>
+      <w:pPr>
+        <w:pStyle w:val="NormalWeb"/>
+        <w:spacing w:before="280" w:beforeAutospacing="0" w:after="0" w:afterAutospacing="0"/>
+        <w:rPr>
+          <w:rFonts w:ascii="Calibri" w:hAnsi="Calibri" w:cs="Calibri"/>
+          <w:color w:val="233240"/>
+          <w:sz w:val="36"/>
+          <w:szCs w:val="36"/>
+        </w:rPr>
+      </w:pPr>
+      <w:r>
+        <w:rPr>
+          <w:rFonts w:ascii="Calibri" w:hAnsi="Calibri" w:cs="Calibri"/>
+          <w:color w:val="233240"/>
+          <w:sz w:val="36"/>
+          <w:szCs w:val="36"/>
+        </w:rPr>
+        <w:t>Exercícios alterando dados</w:t>
+      </w:r>
+    </w:p>
+    <w:p>
+      <w:pPr>
+        <w:pStyle w:val="PargrafodaLista"/>
+        <w:numPr>
+          <w:ilvl w:val="0"/>
+          <w:numId w:val="4"/>
+        </w:numPr>
+        <w:spacing w:after="0" w:line="240" w:lineRule="auto"/>
+        <w:rPr>
+          <w:rFonts w:ascii="Calibri" w:eastAsia="Times New Roman" w:hAnsi="Calibri" w:cs="Calibri"/>
+          <w:color w:val="233240"/>
+          <w:sz w:val="36"/>
+          <w:szCs w:val="36"/>
+          <w:lang w:eastAsia="pt-BR"/>
+        </w:rPr>
+      </w:pPr>
+      <w:r>
+        <w:rPr>
+          <w:rFonts w:ascii="Calibri" w:eastAsia="Times New Roman" w:hAnsi="Calibri" w:cs="Calibri"/>
+          <w:color w:val="233240"/>
+          <w:sz w:val="36"/>
+          <w:szCs w:val="36"/>
+          <w:lang w:eastAsia="pt-BR"/>
+        </w:rPr>
+        <w:t>Atualizar o e-mail de um cliente</w:t>
+      </w:r>
+    </w:p>
+    <w:p>
+      <w:pPr>
+        <w:spacing w:after="0" w:line="240" w:lineRule="auto"/>
+        <w:rPr>
+          <w:rFonts w:ascii="Times New Roman" w:eastAsia="Times New Roman" w:hAnsi="Times New Roman" w:cs="Times New Roman"/>
+          <w:sz w:val="24"/>
+          <w:szCs w:val="24"/>
+          <w:lang w:eastAsia="pt-BR"/>
+        </w:rPr>
+      </w:pPr>
       <w:bookmarkStart w:id="0" w:name="_GoBack"/>
       <w:bookmarkEnd w:id="0"/>
     </w:p>
     <w:p>
       <w:pPr>
+        <w:spacing w:before="280" w:after="0" w:line="240" w:lineRule="auto"/>
+        <w:rPr>
+          <w:rFonts w:ascii="Times New Roman" w:eastAsia="Times New Roman" w:hAnsi="Times New Roman" w:cs="Times New Roman"/>
+          <w:sz w:val="24"/>
+          <w:szCs w:val="24"/>
+          <w:lang w:eastAsia="pt-BR"/>
+        </w:rPr>
+      </w:pPr>
+      <w:r>
+        <w:rPr>
+          <w:rFonts w:ascii="Calibri" w:eastAsia="Times New Roman" w:hAnsi="Calibri" w:cs="Calibri"/>
+          <w:color w:val="233240"/>
+          <w:sz w:val="36"/>
+          <w:szCs w:val="36"/>
+          <w:lang w:eastAsia="pt-BR"/>
+        </w:rPr>
+        <w:t>2. Atualizar o tipo de um quarto</w:t>
+      </w:r>
+    </w:p>
+    <w:p>
+      <w:pPr>
+        <w:spacing w:before="280" w:after="0" w:line="240" w:lineRule="auto"/>
+        <w:rPr>
+          <w:rFonts w:ascii="Times New Roman" w:eastAsia="Times New Roman" w:hAnsi="Times New Roman" w:cs="Times New Roman"/>
+          <w:sz w:val="24"/>
+          <w:szCs w:val="24"/>
+          <w:lang w:eastAsia="pt-BR"/>
+        </w:rPr>
+      </w:pPr>
+      <w:r>
+        <w:rPr>
+          <w:rFonts w:ascii="Calibri" w:eastAsia="Times New Roman" w:hAnsi="Calibri" w:cs="Calibri"/>
+          <w:color w:val="233240"/>
+          <w:sz w:val="36"/>
+          <w:szCs w:val="36"/>
+          <w:lang w:eastAsia="pt-BR"/>
+        </w:rPr>
+        <w:t>3. Atualizar o valor de um serviço</w:t>
+      </w:r>
+    </w:p>
+    <w:p>
+      <w:pPr>
+        <w:spacing w:before="280" w:after="0" w:line="240" w:lineRule="auto"/>
+        <w:rPr>
+          <w:rFonts w:ascii="Times New Roman" w:eastAsia="Times New Roman" w:hAnsi="Times New Roman" w:cs="Times New Roman"/>
+          <w:sz w:val="24"/>
+          <w:szCs w:val="24"/>
+          <w:lang w:eastAsia="pt-BR"/>
+        </w:rPr>
+      </w:pPr>
+      <w:r>
+        <w:rPr>
+          <w:rFonts w:ascii="Calibri" w:eastAsia="Times New Roman" w:hAnsi="Calibri" w:cs="Calibri"/>
+          <w:color w:val="233240"/>
+          <w:sz w:val="36"/>
+          <w:szCs w:val="36"/>
+          <w:lang w:eastAsia="pt-BR"/>
+        </w:rPr>
+        <w:t>4. Registrar a saída (</w:t>
+      </w:r>
+      <w:proofErr w:type="spellStart"/>
+      <w:r>
+        <w:rPr>
+          <w:rFonts w:ascii="Calibri" w:eastAsia="Times New Roman" w:hAnsi="Calibri" w:cs="Calibri"/>
+          <w:color w:val="233240"/>
+          <w:sz w:val="36"/>
+          <w:szCs w:val="36"/>
+          <w:lang w:eastAsia="pt-BR"/>
+        </w:rPr>
+        <w:t>checkout</w:t>
+      </w:r>
+      <w:proofErr w:type="spellEnd"/>
+      <w:r>
+        <w:rPr>
+          <w:rFonts w:ascii="Calibri" w:eastAsia="Times New Roman" w:hAnsi="Calibri" w:cs="Calibri"/>
+          <w:color w:val="233240"/>
+          <w:sz w:val="36"/>
+          <w:szCs w:val="36"/>
+          <w:lang w:eastAsia="pt-BR"/>
+        </w:rPr>
+        <w:t>) de uma hospedagem em andamento</w:t>
+      </w:r>
+    </w:p>
+    <w:p>
+      <w:pPr>
+        <w:spacing w:before="280" w:after="0" w:line="240" w:lineRule="auto"/>
+        <w:rPr>
+          <w:rFonts w:ascii="Times New Roman" w:eastAsia="Times New Roman" w:hAnsi="Times New Roman" w:cs="Times New Roman"/>
+          <w:sz w:val="24"/>
+          <w:szCs w:val="24"/>
+          <w:lang w:eastAsia="pt-BR"/>
+        </w:rPr>
+      </w:pPr>
+      <w:r>
+        <w:rPr>
+          <w:rFonts w:ascii="Calibri" w:eastAsia="Times New Roman" w:hAnsi="Calibri" w:cs="Calibri"/>
+          <w:color w:val="233240"/>
+          <w:sz w:val="36"/>
+          <w:szCs w:val="36"/>
+          <w:lang w:eastAsia="pt-BR"/>
+        </w:rPr>
+        <w:lastRenderedPageBreak/>
+        <w:t>5. Corrigir o nome de um cliente digitado errado</w:t>
+      </w:r>
+    </w:p>
+    <w:p>
+      <w:pPr>
         <w:pStyle w:val="NormalWeb"/>
         <w:spacing w:before="280" w:beforeAutospacing="0" w:after="0" w:afterAutospacing="0"/>
-      </w:pPr>
-      <w:r>
-        <w:rPr>
-          <w:rFonts w:ascii="Calibri" w:hAnsi="Calibri" w:cs="Calibri"/>
-          <w:color w:val="233240"/>
-          <w:sz w:val="36"/>
-          <w:szCs w:val="36"/>
-        </w:rPr>
-        <w:t>5. Ver os serviços com valor acima de R$ 50</w:t>
-      </w:r>
+        <w:rPr>
+          <w:rFonts w:ascii="Calibri" w:hAnsi="Calibri" w:cs="Calibri"/>
+          <w:color w:val="233240"/>
+          <w:sz w:val="36"/>
+          <w:szCs w:val="36"/>
+        </w:rPr>
+      </w:pPr>
+    </w:p>
+    <w:p>
+      <w:pPr>
+        <w:pStyle w:val="NormalWeb"/>
+        <w:spacing w:before="280" w:beforeAutospacing="0" w:after="0" w:afterAutospacing="0"/>
+      </w:pPr>
     </w:p>
     <w:p>
       <w:pPr>
@@ -806,6 +1087,95 @@
     </w:lvl>
   </w:abstractNum>
   <w:abstractNum w:abstractNumId="1" w15:restartNumberingAfterBreak="0">
+    <w:nsid w:val="1BB17BCB"/>
+    <w:multiLevelType w:val="hybridMultilevel"/>
+    <w:tmpl w:val="DC0AF41E"/>
+    <w:lvl w:ilvl="0" w:tplc="0416000F">
+      <w:start w:val="1"/>
+      <w:numFmt w:val="decimal"/>
+      <w:lvlText w:val="%1."/>
+      <w:lvlJc w:val="left"/>
+      <w:pPr>
+        <w:ind w:left="720" w:hanging="360"/>
+      </w:pPr>
+      <w:rPr>
+        <w:rFonts w:hint="default"/>
+      </w:rPr>
+    </w:lvl>
+    <w:lvl w:ilvl="1" w:tplc="04160019" w:tentative="1">
+      <w:start w:val="1"/>
+      <w:numFmt w:val="lowerLetter"/>
+      <w:lvlText w:val="%2."/>
+      <w:lvlJc w:val="left"/>
+      <w:pPr>
+        <w:ind w:left="1440" w:hanging="360"/>
+      </w:pPr>
+    </w:lvl>
+    <w:lvl w:ilvl="2" w:tplc="0416001B" w:tentative="1">
+      <w:start w:val="1"/>
+      <w:numFmt w:val="lowerRoman"/>
+      <w:lvlText w:val="%3."/>
+      <w:lvlJc w:val="right"/>
+      <w:pPr>
+        <w:ind w:left="2160" w:hanging="180"/>
+      </w:pPr>
+    </w:lvl>
+    <w:lvl w:ilvl="3" w:tplc="0416000F" w:tentative="1">
+      <w:start w:val="1"/>
+      <w:numFmt w:val="decimal"/>
+      <w:lvlText w:val="%4."/>
+      <w:lvlJc w:val="left"/>
+      <w:pPr>
+        <w:ind w:left="2880" w:hanging="360"/>
+      </w:pPr>
+    </w:lvl>
+    <w:lvl w:ilvl="4" w:tplc="04160019" w:tentative="1">
+      <w:start w:val="1"/>
+      <w:numFmt w:val="lowerLetter"/>
+      <w:lvlText w:val="%5."/>
+      <w:lvlJc w:val="left"/>
+      <w:pPr>
+        <w:ind w:left="3600" w:hanging="360"/>
+      </w:pPr>
+    </w:lvl>
+    <w:lvl w:ilvl="5" w:tplc="0416001B" w:tentative="1">
+      <w:start w:val="1"/>
+      <w:numFmt w:val="lowerRoman"/>
+      <w:lvlText w:val="%6."/>
+      <w:lvlJc w:val="right"/>
+      <w:pPr>
+        <w:ind w:left="4320" w:hanging="180"/>
+      </w:pPr>
+    </w:lvl>
+    <w:lvl w:ilvl="6" w:tplc="0416000F" w:tentative="1">
+      <w:start w:val="1"/>
+      <w:numFmt w:val="decimal"/>
+      <w:lvlText w:val="%7."/>
+      <w:lvlJc w:val="left"/>
+      <w:pPr>
+        <w:ind w:left="5040" w:hanging="360"/>
+      </w:pPr>
+    </w:lvl>
+    <w:lvl w:ilvl="7" w:tplc="04160019" w:tentative="1">
+      <w:start w:val="1"/>
+      <w:numFmt w:val="lowerLetter"/>
+      <w:lvlText w:val="%8."/>
+      <w:lvlJc w:val="left"/>
+      <w:pPr>
+        <w:ind w:left="5760" w:hanging="360"/>
+      </w:pPr>
+    </w:lvl>
+    <w:lvl w:ilvl="8" w:tplc="0416001B" w:tentative="1">
+      <w:start w:val="1"/>
+      <w:numFmt w:val="lowerRoman"/>
+      <w:lvlText w:val="%9."/>
+      <w:lvlJc w:val="right"/>
+      <w:pPr>
+        <w:ind w:left="6480" w:hanging="180"/>
+      </w:pPr>
+    </w:lvl>
+  </w:abstractNum>
+  <w:abstractNum w:abstractNumId="2" w15:restartNumberingAfterBreak="0">
     <w:nsid w:val="31250FB9"/>
     <w:multiLevelType w:val="hybridMultilevel"/>
     <w:tmpl w:val="F784175C"/>
@@ -894,11 +1264,106 @@
       </w:pPr>
     </w:lvl>
   </w:abstractNum>
+  <w:abstractNum w:abstractNumId="3" w15:restartNumberingAfterBreak="0">
+    <w:nsid w:val="5E151950"/>
+    <w:multiLevelType w:val="hybridMultilevel"/>
+    <w:tmpl w:val="6DFA954C"/>
+    <w:lvl w:ilvl="0" w:tplc="0416000F">
+      <w:start w:val="1"/>
+      <w:numFmt w:val="decimal"/>
+      <w:lvlText w:val="%1."/>
+      <w:lvlJc w:val="left"/>
+      <w:pPr>
+        <w:ind w:left="720" w:hanging="360"/>
+      </w:pPr>
+      <w:rPr>
+        <w:rFonts w:hint="default"/>
+      </w:rPr>
+    </w:lvl>
+    <w:lvl w:ilvl="1" w:tplc="04160019" w:tentative="1">
+      <w:start w:val="1"/>
+      <w:numFmt w:val="lowerLetter"/>
+      <w:lvlText w:val="%2."/>
+      <w:lvlJc w:val="left"/>
+      <w:pPr>
+        <w:ind w:left="1440" w:hanging="360"/>
+      </w:pPr>
+    </w:lvl>
+    <w:lvl w:ilvl="2" w:tplc="0416001B" w:tentative="1">
+      <w:start w:val="1"/>
+      <w:numFmt w:val="lowerRoman"/>
+      <w:lvlText w:val="%3."/>
+      <w:lvlJc w:val="right"/>
+      <w:pPr>
+        <w:ind w:left="2160" w:hanging="180"/>
+      </w:pPr>
+    </w:lvl>
+    <w:lvl w:ilvl="3" w:tplc="0416000F" w:tentative="1">
+      <w:start w:val="1"/>
+      <w:numFmt w:val="decimal"/>
+      <w:lvlText w:val="%4."/>
+      <w:lvlJc w:val="left"/>
+      <w:pPr>
+        <w:ind w:left="2880" w:hanging="360"/>
+      </w:pPr>
+    </w:lvl>
+    <w:lvl w:ilvl="4" w:tplc="04160019" w:tentative="1">
+      <w:start w:val="1"/>
+      <w:numFmt w:val="lowerLetter"/>
+      <w:lvlText w:val="%5."/>
+      <w:lvlJc w:val="left"/>
+      <w:pPr>
+        <w:ind w:left="3600" w:hanging="360"/>
+      </w:pPr>
+    </w:lvl>
+    <w:lvl w:ilvl="5" w:tplc="0416001B" w:tentative="1">
+      <w:start w:val="1"/>
+      <w:numFmt w:val="lowerRoman"/>
+      <w:lvlText w:val="%6."/>
+      <w:lvlJc w:val="right"/>
+      <w:pPr>
+        <w:ind w:left="4320" w:hanging="180"/>
+      </w:pPr>
+    </w:lvl>
+    <w:lvl w:ilvl="6" w:tplc="0416000F" w:tentative="1">
+      <w:start w:val="1"/>
+      <w:numFmt w:val="decimal"/>
+      <w:lvlText w:val="%7."/>
+      <w:lvlJc w:val="left"/>
+      <w:pPr>
+        <w:ind w:left="5040" w:hanging="360"/>
+      </w:pPr>
+    </w:lvl>
+    <w:lvl w:ilvl="7" w:tplc="04160019" w:tentative="1">
+      <w:start w:val="1"/>
+      <w:numFmt w:val="lowerLetter"/>
+      <w:lvlText w:val="%8."/>
+      <w:lvlJc w:val="left"/>
+      <w:pPr>
+        <w:ind w:left="5760" w:hanging="360"/>
+      </w:pPr>
+    </w:lvl>
+    <w:lvl w:ilvl="8" w:tplc="0416001B" w:tentative="1">
+      <w:start w:val="1"/>
+      <w:numFmt w:val="lowerRoman"/>
+      <w:lvlText w:val="%9."/>
+      <w:lvlJc w:val="right"/>
+      <w:pPr>
+        <w:ind w:left="6480" w:hanging="180"/>
+      </w:pPr>
+    </w:lvl>
+  </w:abstractNum>
   <w:num w:numId="1">
-    <w:abstractNumId w:val="1"/>
+    <w:abstractNumId w:val="2"/>
   </w:num>
   <w:num w:numId="2">
     <w:abstractNumId w:val="0"/>
+  </w:num>
+  <w:num w:numId="3">
+    <w:abstractNumId w:val="3"/>
+  </w:num>
+  <w:num w:numId="4">
+    <w:abstractNumId w:val="1"/>
   </w:num>
 </w:numbering>
 </file>
@@ -1341,6 +1806,17 @@
       <w:lang w:eastAsia="pt-BR"/>
     </w:rPr>
   </w:style>
+  <w:style w:type="paragraph" w:styleId="PargrafodaLista">
+    <w:name w:val="List Paragraph"/>
+    <w:basedOn w:val="Normal"/>
+    <w:uiPriority w:val="34"/>
+    <w:qFormat/>
+    <w:rsid w:val="008D6AD9"/>
+    <w:pPr>
+      <w:ind w:left="720"/>
+      <w:contextualSpacing/>
+    </w:pPr>
+  </w:style>
 </w:styles>
 </file>
 
